--- a/document_templates/Contracts/particular/with_pledge/contract_particular_with_pledge.docx
+++ b/document_templates/Contracts/particular/with_pledge/contract_particular_with_pledge.docx
@@ -466,8 +466,6 @@
         </w:rPr>
         <w:t xml:space="preserve"> </w:t>
       </w:r>
-      <w:bookmarkStart w:id="6" w:name="_GoBack"/>
-      <w:bookmarkEnd w:id="6"/>
       <w:r>
         <w:rPr>
           <w:rFonts w:hint="default" w:ascii="Times New Roman" w:hAnsi="Times New Roman" w:cs="Times New Roman"/>
@@ -5264,34 +5262,58 @@
       <w:pPr>
         <w:rPr>
           <w:rFonts w:hint="default" w:ascii="Times New Roman" w:hAnsi="Times New Roman" w:cs="Times New Roman"/>
+          <w:b/>
           <w:bCs/>
           <w:iCs/>
           <w:sz w:val="24"/>
           <w:highlight w:val="none"/>
         </w:rPr>
       </w:pPr>
-      <w:r>
-        <w:rPr>
-          <w:rFonts w:hint="default" w:ascii="Times New Roman" w:hAnsi="Times New Roman" w:cs="Times New Roman"/>
+    </w:p>
+    <w:p>
+      <w:pPr>
+        <w:rPr>
+          <w:rFonts w:hint="default" w:ascii="Times New Roman" w:hAnsi="Times New Roman" w:cs="Times New Roman"/>
+          <w:b/>
           <w:bCs/>
           <w:iCs/>
           <w:sz w:val="24"/>
           <w:highlight w:val="none"/>
         </w:rPr>
-        <w:t>Head Crédit                                                                             Responsable juridique</w:t>
-      </w:r>
-    </w:p>
-    <w:p>
-      <w:pPr>
-        <w:rPr>
-          <w:rFonts w:hint="default" w:ascii="Times New Roman" w:hAnsi="Times New Roman" w:cs="Times New Roman"/>
-          <w:b/>
+      </w:pPr>
+      <w:r>
+        <w:rPr>
+          <w:rFonts w:hint="default" w:ascii="Times New Roman" w:hAnsi="Times New Roman" w:cs="Times New Roman"/>
           <w:bCs/>
           <w:iCs/>
           <w:sz w:val="24"/>
-          <w:highlight w:val="none"/>
-        </w:rPr>
-      </w:pPr>
+          <w:szCs w:val="24"/>
+        </w:rPr>
+        <w:t xml:space="preserve">Responsable du Département Crédit                                   </w:t>
+      </w:r>
+      <w:r>
+        <w:rPr>
+          <w:rFonts w:hint="default" w:ascii="Times New Roman" w:hAnsi="Times New Roman" w:cs="Times New Roman"/>
+          <w:bCs/>
+          <w:iCs/>
+          <w:sz w:val="24"/>
+          <w:szCs w:val="24"/>
+          <w:lang w:val="fr-FR"/>
+        </w:rPr>
+        <w:t xml:space="preserve">      </w:t>
+      </w:r>
+      <w:r>
+        <w:rPr>
+          <w:rFonts w:hint="default" w:ascii="Times New Roman" w:hAnsi="Times New Roman" w:cs="Times New Roman"/>
+          <w:bCs/>
+          <w:iCs/>
+          <w:sz w:val="24"/>
+          <w:szCs w:val="24"/>
+        </w:rPr>
+        <w:t>Responsable juridique</w:t>
+      </w:r>
+      <w:bookmarkStart w:id="6" w:name="_GoBack"/>
+      <w:bookmarkEnd w:id="6"/>
     </w:p>
     <w:p>
       <w:pPr>

--- a/document_templates/Contracts/particular/with_pledge/contract_particular_with_pledge.docx
+++ b/document_templates/Contracts/particular/with_pledge/contract_particular_with_pledge.docx
@@ -283,8 +283,10 @@
           <w:sz w:val="24"/>
           <w:szCs w:val="24"/>
         </w:rPr>
-        <w:t>, Head Crédit</w:t>
-      </w:r>
+        <w:t>, Responsable du Département Crédit</w:t>
+      </w:r>
+      <w:bookmarkStart w:id="6" w:name="_GoBack"/>
+      <w:bookmarkEnd w:id="6"/>
       <w:r>
         <w:rPr>
           <w:rFonts w:hint="default" w:ascii="Times New Roman" w:hAnsi="Times New Roman" w:cs="Times New Roman"/>
@@ -5312,8 +5314,6 @@
         </w:rPr>
         <w:t>Responsable juridique</w:t>
       </w:r>
-      <w:bookmarkStart w:id="6" w:name="_GoBack"/>
-      <w:bookmarkEnd w:id="6"/>
     </w:p>
     <w:p>
       <w:pPr>
